--- a/downloads/teacher/05 Materials/Unit 01/Slides/Slides 01.10 - MyPlate Beyond the Food Groups.docx
+++ b/downloads/teacher/05 Materials/Unit 01/Slides/Slides 01.10 - MyPlate Beyond the Food Groups.docx
@@ -239,156 +239,147 @@
         <w:t xml:space="preserve"> </w:t>
       </w:r>
       <w:r>
-        <w:t xml:space="preserve">Image: the MyPlate graphic: a plate divided into four sections (vegetables top left, fruits bottom left, grains top right, protein foods bottom right) with a cup labeled dairy at the top right. Labels in English, Turkish, Portuguese, and Spanish.</w:t>
+        <w:t xml:space="preserve">Image: the MyPlate graphic: a plate divided into four sections (fruits top left, vegetables bottom left, grains top right, protein foods bottom right) with a cup labeled dairy at the top right. Labels in English, Turkish, Portuguese, and Spanish.</w:t>
+      </w:r>
+    </w:p>
+    <w:p>
+      <w:pPr>
+        <w:pStyle w:val="Heading2"/>
+      </w:pPr>
+      <w:bookmarkStart w:id="24" w:name="slide-4-rate-the-dinner"/>
+      <w:r>
+        <w:t xml:space="preserve">Slide 4: Rate the dinner</w:t>
+      </w:r>
+      <w:bookmarkEnd w:id="24"/>
+    </w:p>
+    <w:p>
+      <w:pPr>
+        <w:numPr>
+          <w:ilvl w:val="0"/>
+          <w:numId w:val="1004"/>
+        </w:numPr>
+        <w:pStyle w:val="Compact"/>
+      </w:pPr>
+      <w:r>
+        <w:t xml:space="preserve">Dinner 1: a plate of pasta with a little sauce and a roll.</w:t>
+      </w:r>
+    </w:p>
+    <w:p>
+      <w:pPr>
+        <w:numPr>
+          <w:ilvl w:val="0"/>
+          <w:numId w:val="1004"/>
+        </w:numPr>
+        <w:pStyle w:val="Compact"/>
+      </w:pPr>
+      <w:r>
+        <w:t xml:space="preserve">Dinner 2: rice, grilled chicken, a pile of broccoli, orange slices, a glass of milk.</w:t>
+      </w:r>
+    </w:p>
+    <w:p>
+      <w:pPr>
+        <w:numPr>
+          <w:ilvl w:val="0"/>
+          <w:numId w:val="1004"/>
+        </w:numPr>
+        <w:pStyle w:val="Compact"/>
+      </w:pPr>
+      <w:r>
+        <w:t xml:space="preserve">Dinner 3: two slices of pizza and a soda.</w:t>
+      </w:r>
+    </w:p>
+    <w:p>
+      <w:pPr>
+        <w:numPr>
+          <w:ilvl w:val="0"/>
+          <w:numId w:val="1004"/>
+        </w:numPr>
+        <w:pStyle w:val="Compact"/>
+      </w:pPr>
+      <w:r>
+        <w:t xml:space="preserve">Close to MyPlate or not close? Thumbs up or down for each one.</w:t>
       </w:r>
       <w:r>
         <w:t xml:space="preserve"> </w:t>
       </w:r>
       <w:r>
-        <w:rPr>
-          <w:rStyle w:val="TeacherNote"/>
-        </w:rPr>
-        <w:t xml:space="preserve">[Sal: the USDA graphic is public domain; use it.]</w:t>
+        <w:t xml:space="preserve">Image: three dinner photos, one per line, plain and real, not styled.</w:t>
+      </w:r>
+      <w:r>
+        <w:t xml:space="preserve"> </w:t>
+      </w:r>
+      <w:r>
+        <w:t xml:space="preserve">Notes: Dinner 1 is almost all grains. Dinner 3 has no fruit, little vegetable, and no dairy in the cup (cheese on pizza counts a little). Dinner 2 is close.</w:t>
       </w:r>
     </w:p>
     <w:p>
       <w:pPr>
         <w:pStyle w:val="Heading2"/>
       </w:pPr>
-      <w:bookmarkStart w:id="24" w:name="slide-4-rate-the-dinner"/>
-      <w:r>
-        <w:t xml:space="preserve">Slide 4: Rate the dinner</w:t>
-      </w:r>
-      <w:bookmarkEnd w:id="24"/>
-    </w:p>
-    <w:p>
-      <w:pPr>
-        <w:numPr>
-          <w:ilvl w:val="0"/>
-          <w:numId w:val="1004"/>
-        </w:numPr>
-        <w:pStyle w:val="Compact"/>
-      </w:pPr>
-      <w:r>
-        <w:t xml:space="preserve">Dinner 1: a plate of pasta with a little sauce and a roll.</w:t>
-      </w:r>
-    </w:p>
-    <w:p>
-      <w:pPr>
-        <w:numPr>
-          <w:ilvl w:val="0"/>
-          <w:numId w:val="1004"/>
-        </w:numPr>
-        <w:pStyle w:val="Compact"/>
-      </w:pPr>
-      <w:r>
-        <w:t xml:space="preserve">Dinner 2: rice, grilled chicken, a pile of broccoli, orange slices, a glass of milk.</w:t>
-      </w:r>
-    </w:p>
-    <w:p>
-      <w:pPr>
-        <w:numPr>
-          <w:ilvl w:val="0"/>
-          <w:numId w:val="1004"/>
-        </w:numPr>
-        <w:pStyle w:val="Compact"/>
-      </w:pPr>
-      <w:r>
-        <w:t xml:space="preserve">Dinner 3: two slices of pizza and a soda.</w:t>
-      </w:r>
-    </w:p>
-    <w:p>
-      <w:pPr>
-        <w:numPr>
-          <w:ilvl w:val="0"/>
-          <w:numId w:val="1004"/>
-        </w:numPr>
-        <w:pStyle w:val="Compact"/>
-      </w:pPr>
-      <w:r>
-        <w:t xml:space="preserve">Close to MyPlate or not close? Thumbs up or down for each one.</w:t>
+      <w:bookmarkStart w:id="25" w:name="slide-5-fix-your-circle"/>
+      <w:r>
+        <w:t xml:space="preserve">Slide 5: Fix your circle</w:t>
+      </w:r>
+      <w:bookmarkEnd w:id="25"/>
+    </w:p>
+    <w:p>
+      <w:pPr>
+        <w:numPr>
+          <w:ilvl w:val="0"/>
+          <w:numId w:val="1005"/>
+        </w:numPr>
+        <w:pStyle w:val="Compact"/>
+      </w:pPr>
+      <w:r>
+        <w:t xml:space="preserve">Redraw your do now circle on the handout so it matches MyPlate.</w:t>
+      </w:r>
+    </w:p>
+    <w:p>
+      <w:pPr>
+        <w:numPr>
+          <w:ilvl w:val="0"/>
+          <w:numId w:val="1005"/>
+        </w:numPr>
+        <w:pStyle w:val="Compact"/>
+      </w:pPr>
+      <w:r>
+        <w:t xml:space="preserve">Four sections and a cup.</w:t>
+      </w:r>
+    </w:p>
+    <w:p>
+      <w:pPr>
+        <w:numPr>
+          <w:ilvl w:val="0"/>
+          <w:numId w:val="1005"/>
+        </w:numPr>
+        <w:pStyle w:val="Compact"/>
+      </w:pPr>
+      <w:r>
+        <w:t xml:space="preserve">Write one food in each.</w:t>
+      </w:r>
+    </w:p>
+    <w:p>
+      <w:pPr>
+        <w:numPr>
+          <w:ilvl w:val="0"/>
+          <w:numId w:val="1005"/>
+        </w:numPr>
+        <w:pStyle w:val="Compact"/>
+      </w:pPr>
+      <w:r>
+        <w:t xml:space="preserve">Three minutes.</w:t>
       </w:r>
       <w:r>
         <w:t xml:space="preserve"> </w:t>
       </w:r>
       <w:r>
-        <w:t xml:space="preserve">Image: three dinner photos, one per line, plain and real, not styled.</w:t>
-      </w:r>
-      <w:r>
-        <w:t xml:space="preserve"> </w:t>
-      </w:r>
-      <w:r>
-        <w:t xml:space="preserve">Notes: Dinner 1 is almost all grains. Dinner 3 has no fruit, little vegetable, and no dairy in the cup (cheese on pizza counts a little). Dinner 2 is close.</w:t>
+        <w:t xml:space="preserve">Notes: Walk the room. The two errors to catch: fruit bigger than vegetables; protein bigger than grains.</w:t>
       </w:r>
     </w:p>
     <w:p>
       <w:pPr>
         <w:pStyle w:val="Heading2"/>
       </w:pPr>
-      <w:bookmarkStart w:id="25" w:name="slide-5-fix-your-circle"/>
-      <w:r>
-        <w:t xml:space="preserve">Slide 5: Fix your circle</w:t>
-      </w:r>
-      <w:bookmarkEnd w:id="25"/>
-    </w:p>
-    <w:p>
-      <w:pPr>
-        <w:numPr>
-          <w:ilvl w:val="0"/>
-          <w:numId w:val="1005"/>
-        </w:numPr>
-        <w:pStyle w:val="Compact"/>
-      </w:pPr>
-      <w:r>
-        <w:t xml:space="preserve">Redraw your do now circle on the handout so it matches MyPlate.</w:t>
-      </w:r>
-    </w:p>
-    <w:p>
-      <w:pPr>
-        <w:numPr>
-          <w:ilvl w:val="0"/>
-          <w:numId w:val="1005"/>
-        </w:numPr>
-        <w:pStyle w:val="Compact"/>
-      </w:pPr>
-      <w:r>
-        <w:t xml:space="preserve">Four sections and a cup.</w:t>
-      </w:r>
-    </w:p>
-    <w:p>
-      <w:pPr>
-        <w:numPr>
-          <w:ilvl w:val="0"/>
-          <w:numId w:val="1005"/>
-        </w:numPr>
-        <w:pStyle w:val="Compact"/>
-      </w:pPr>
-      <w:r>
-        <w:t xml:space="preserve">Write one food in each.</w:t>
-      </w:r>
-    </w:p>
-    <w:p>
-      <w:pPr>
-        <w:numPr>
-          <w:ilvl w:val="0"/>
-          <w:numId w:val="1005"/>
-        </w:numPr>
-        <w:pStyle w:val="Compact"/>
-      </w:pPr>
-      <w:r>
-        <w:t xml:space="preserve">Three minutes.</w:t>
-      </w:r>
-      <w:r>
-        <w:t xml:space="preserve"> </w:t>
-      </w:r>
-      <w:r>
-        <w:t xml:space="preserve">Notes: Walk the room. The two errors to catch: fruit bigger than vegetables; protein bigger than grains.</w:t>
-      </w:r>
-    </w:p>
-    <w:p>
-      <w:pPr>
-        <w:pStyle w:val="Heading2"/>
-      </w:pPr>
       <w:bookmarkStart w:id="26" w:name="slide-6-serving-versus-portion"/>
       <w:r>
         <w:t xml:space="preserve">Slide 6: Serving versus portion</w:t>
@@ -441,15 +432,6 @@
       </w:pPr>
       <w:r>
         <w:t xml:space="preserve">1 ounce of chips is a serving. A family size bag is about ______ servings.</w:t>
-      </w:r>
-      <w:r>
-        <w:t xml:space="preserve"> </w:t>
-      </w:r>
-      <w:r>
-        <w:rPr>
-          <w:rStyle w:val="TeacherNote"/>
-        </w:rPr>
-        <w:t xml:space="preserve">[Sal: read the bag.]</w:t>
       </w:r>
       <w:r>
         <w:t xml:space="preserve"> </w:t>
